--- a/Assignment_1_Group_26.docx
+++ b/Assignment_1_Group_26.docx
@@ -1059,7 +1059,7 @@
               <w:rPr>
                 <w:lang w:val="en-US"/>
               </w:rPr>
-              <w:t>$ 30,193</w:t>
+              <w:t>$ 39,193</w:t>
             </w:r>
           </w:p>
         </w:tc>
